--- a/_template/Table.docx
+++ b/_template/Table.docx
@@ -164,22 +164,7 @@
           </w:tcPr>
           <w:p>
             <w:r>
-              <w:rPr>
-                <w:rFonts w:hint="eastAsia"/>
-              </w:rPr>
-              <w:t>[</w:t>
-            </w:r>
-            <w:r>
-              <w:rPr>
-                <w:rFonts w:hint="eastAsia"/>
-              </w:rPr>
-              <w:t>Code</w:t>
-            </w:r>
-            <w:r>
-              <w:rPr>
-                <w:rFonts w:hint="eastAsia"/>
-              </w:rPr>
-              <w:t>]</w:t>
+              <w:t>[Code]</w:t>
             </w:r>
           </w:p>
         </w:tc>
@@ -190,22 +175,7 @@
           </w:tcPr>
           <w:p>
             <w:r>
-              <w:rPr>
-                <w:rFonts w:hint="eastAsia"/>
-              </w:rPr>
-              <w:t>[</w:t>
-            </w:r>
-            <w:r>
-              <w:rPr>
-                <w:rFonts w:hint="eastAsia"/>
-              </w:rPr>
-              <w:t>Name</w:t>
-            </w:r>
-            <w:r>
-              <w:rPr>
-                <w:rFonts w:hint="eastAsia"/>
-              </w:rPr>
-              <w:t>]</w:t>
+              <w:t>[Name]</w:t>
             </w:r>
           </w:p>
         </w:tc>

--- a/_template/Table.docx
+++ b/_template/Table.docx
@@ -14,10 +14,7 @@
         <w:t xml:space="preserve">Table: </w:t>
       </w:r>
       <w:r>
-        <w:rPr>
-          <w:rFonts w:hint="eastAsia"/>
-        </w:rPr>
-        <w:t>[Table]</w:t>
+        <w:t>[TableName]-([TableCode])</w:t>
       </w:r>
     </w:p>
     <w:tbl>
@@ -164,7 +161,7 @@
           </w:tcPr>
           <w:p>
             <w:r>
-              <w:t>[Code]</w:t>
+              <w:t>[Fid]</w:t>
             </w:r>
           </w:p>
         </w:tc>
@@ -189,16 +186,41 @@
               <w:rPr>
                 <w:rFonts w:hint="eastAsia"/>
               </w:rPr>
-              <w:t>[</w:t>
-            </w:r>
-            <w:proofErr w:type="spellStart"/>
+              <w:t>[DataType]</w:t>
+            </w:r>
+          </w:p>
+        </w:tc>
+        <w:tc>
+          <w:tcPr>
+            <w:tcW w:w="733" w:type="dxa"/>
+            <w:vAlign w:val="center"/>
+          </w:tcPr>
+          <w:p>
+            <w:pPr>
+              <w:jc w:val="center"/>
+            </w:pPr>
             <w:r>
               <w:rPr>
                 <w:rFonts w:hint="eastAsia"/>
               </w:rPr>
-              <w:t>DataType</w:t>
-            </w:r>
-            <w:proofErr w:type="spellEnd"/>
+              <w:t>[Nullable]</w:t>
+            </w:r>
+          </w:p>
+        </w:tc>
+        <w:tc>
+          <w:tcPr>
+            <w:tcW w:w="1110" w:type="dxa"/>
+            <w:vAlign w:val="center"/>
+          </w:tcPr>
+          <w:p>
+            <w:r>
+              <w:rPr>
+                <w:rFonts w:hint="eastAsia"/>
+              </w:rPr>
+              <w:t>[DefaultValue</w:t>
+            </w:r>
+            <w:bookmarkStart w:id="0" w:name="_GoBack"/>
+            <w:bookmarkEnd w:id="0"/>
             <w:r>
               <w:rPr>
                 <w:rFonts w:hint="eastAsia"/>
@@ -209,51 +231,6 @@
         </w:tc>
         <w:tc>
           <w:tcPr>
-            <w:tcW w:w="733" w:type="dxa"/>
-            <w:vAlign w:val="center"/>
-          </w:tcPr>
-          <w:p>
-            <w:pPr>
-              <w:jc w:val="center"/>
-            </w:pPr>
-            <w:r>
-              <w:rPr>
-                <w:rFonts w:hint="eastAsia"/>
-              </w:rPr>
-              <w:t>[Nullable]</w:t>
-            </w:r>
-          </w:p>
-        </w:tc>
-        <w:tc>
-          <w:tcPr>
-            <w:tcW w:w="1110" w:type="dxa"/>
-            <w:vAlign w:val="center"/>
-          </w:tcPr>
-          <w:p>
-            <w:r>
-              <w:rPr>
-                <w:rFonts w:hint="eastAsia"/>
-              </w:rPr>
-              <w:t>[</w:t>
-            </w:r>
-            <w:proofErr w:type="spellStart"/>
-            <w:r>
-              <w:rPr>
-                <w:rFonts w:hint="eastAsia"/>
-              </w:rPr>
-              <w:t>DefaultValue</w:t>
-            </w:r>
-            <w:proofErr w:type="spellEnd"/>
-            <w:r>
-              <w:rPr>
-                <w:rFonts w:hint="eastAsia"/>
-              </w:rPr>
-              <w:t>]</w:t>
-            </w:r>
-          </w:p>
-        </w:tc>
-        <w:tc>
-          <w:tcPr>
             <w:tcW w:w="3344" w:type="dxa"/>
             <w:vAlign w:val="center"/>
           </w:tcPr>
@@ -267,8 +244,6 @@
             <w:r>
               <w:t>0</w:t>
             </w:r>
-            <w:bookmarkStart w:id="0" w:name="_GoBack"/>
-            <w:bookmarkEnd w:id="0"/>
             <w:r>
               <w:rPr>
                 <w:rFonts w:hint="eastAsia"/>
@@ -369,27 +344,14 @@
           </w:rPr>
           <w:t xml:space="preserve"> / </w:t>
         </w:r>
-        <w:r>
-          <w:fldChar w:fldCharType="begin"/>
-        </w:r>
-        <w:r>
-          <w:instrText xml:space="preserve"> NUMPAGES   \* MERGEFORMAT </w:instrText>
-        </w:r>
-        <w:r>
-          <w:fldChar w:fldCharType="separate"/>
-        </w:r>
-        <w:r>
-          <w:rPr>
-            <w:noProof/>
-          </w:rPr>
-          <w:t>1</w:t>
-        </w:r>
-        <w:r>
-          <w:rPr>
-            <w:noProof/>
-          </w:rPr>
-          <w:fldChar w:fldCharType="end"/>
-        </w:r>
+        <w:fldSimple w:instr=" NUMPAGES   \* MERGEFORMAT ">
+          <w:r>
+            <w:rPr>
+              <w:noProof/>
+            </w:rPr>
+            <w:t>1</w:t>
+          </w:r>
+        </w:fldSimple>
         <w:r>
           <w:rPr>
             <w:rFonts w:hint="eastAsia"/>
@@ -651,7 +613,7 @@
     <w:lsdException w:name="Table Web 2" w:semiHidden="1" w:unhideWhenUsed="1"/>
     <w:lsdException w:name="Table Web 3" w:semiHidden="1" w:unhideWhenUsed="1"/>
     <w:lsdException w:name="Balloon Text" w:semiHidden="1" w:unhideWhenUsed="1"/>
-    <w:lsdException w:name="Table Grid" w:semiHidden="1" w:uiPriority="59" w:unhideWhenUsed="1"/>
+    <w:lsdException w:name="Table Grid" w:uiPriority="59"/>
     <w:lsdException w:name="Table Theme" w:semiHidden="1" w:unhideWhenUsed="1"/>
     <w:lsdException w:name="Placeholder Text" w:semiHidden="1"/>
     <w:lsdException w:name="No Spacing" w:uiPriority="1" w:qFormat="1"/>
@@ -932,7 +894,6 @@
     <w:basedOn w:val="a"/>
     <w:link w:val="a5"/>
     <w:uiPriority w:val="99"/>
-    <w:semiHidden/>
     <w:unhideWhenUsed/>
     <w:rsid w:val="00574A49"/>
     <w:pPr>
@@ -952,7 +913,6 @@
     <w:basedOn w:val="a0"/>
     <w:link w:val="a4"/>
     <w:uiPriority w:val="99"/>
-    <w:semiHidden/>
     <w:rsid w:val="00574A49"/>
     <w:rPr>
       <w:sz w:val="20"/>
@@ -1280,7 +1240,7 @@
 </file>
 
 <file path=customXml/itemProps1.xml><?xml version="1.0" encoding="utf-8"?>
-<ds:datastoreItem xmlns:ds="http://schemas.openxmlformats.org/officeDocument/2006/customXml" ds:itemID="{49507A15-C910-4B53-82C0-A9CA3EB15914}">
+<ds:datastoreItem xmlns:ds="http://schemas.openxmlformats.org/officeDocument/2006/customXml" ds:itemID="{CD2D022C-3097-4C81-81BC-68C33A584B68}">
   <ds:schemaRefs>
     <ds:schemaRef ds:uri="http://schemas.openxmlformats.org/officeDocument/2006/bibliography"/>
   </ds:schemaRefs>
